--- a/V1.34/Autodarts_Installationshandbuch_v2.docx
+++ b/V1.34/Autodarts_Installationshandbuch_v2.docx
@@ -48,21 +48,7 @@
         <w:rPr>
           <w:sz w:val="28"/>
         </w:rPr>
-        <w:t xml:space="preserve"> </w:t>
-      </w:r>
-      <w:proofErr w:type="spellStart"/>
-      <w:r>
-        <w:rPr>
-          <w:sz w:val="28"/>
-        </w:rPr>
-        <w:t>by</w:t>
-      </w:r>
-      <w:proofErr w:type="spellEnd"/>
-      <w:r>
-        <w:rPr>
-          <w:sz w:val="28"/>
-        </w:rPr>
-        <w:t xml:space="preserve"> </w:t>
+        <w:t xml:space="preserve"> by </w:t>
       </w:r>
       <w:r>
         <w:rPr>
@@ -109,6 +95,9 @@
       <w:pPr>
         <w:pStyle w:val="berschrift1"/>
       </w:pPr>
+      <w:r>
+        <w:t xml:space="preserve">1. </w:t>
+      </w:r>
       <w:r>
         <w:t>Grundinformation</w:t>
       </w:r>
@@ -153,23 +142,7 @@
     </w:p>
     <w:p>
       <w:r>
-        <w:t xml:space="preserve">Dazu benötigen Sie Internet, verbinden Sie sich entweder mit dem </w:t>
-      </w:r>
-      <w:proofErr w:type="spellStart"/>
-      <w:r>
-        <w:t>Wlan</w:t>
-      </w:r>
-      <w:proofErr w:type="spellEnd"/>
-      <w:r>
-        <w:t xml:space="preserve"> </w:t>
-      </w:r>
-      <w:proofErr w:type="spellStart"/>
-      <w:r>
-        <w:t>zuhasue</w:t>
-      </w:r>
-      <w:proofErr w:type="spellEnd"/>
-      <w:r>
-        <w:t xml:space="preserve"> oder verwenden sie ihr Handy dafür</w:t>
+        <w:t>Dazu benötigen Sie Internet, verbinden Sie sich entweder mit dem Wlan zuhasue oder verwenden sie ihr Handy dafür</w:t>
       </w:r>
       <w:r>
         <w:br/>
@@ -390,9 +363,8 @@
           <w:sz w:val="24"/>
           <w:szCs w:val="24"/>
         </w:rPr>
-        <w:t xml:space="preserve">Merken Sie sich diese </w:t>
-      </w:r>
-      <w:proofErr w:type="gramStart"/>
+        <w:t>Merken Sie sich diese Codes</w:t>
+      </w:r>
       <w:r>
         <w:rPr>
           <w:b/>
@@ -400,7 +372,7 @@
           <w:sz w:val="24"/>
           <w:szCs w:val="24"/>
         </w:rPr>
-        <w:t>Codes</w:t>
+        <w:t xml:space="preserve">(aufschreiben oder </w:t>
       </w:r>
       <w:r>
         <w:rPr>
@@ -409,29 +381,8 @@
           <w:sz w:val="24"/>
           <w:szCs w:val="24"/>
         </w:rPr>
-        <w:t>(</w:t>
-      </w:r>
-      <w:proofErr w:type="gramEnd"/>
-      <w:r>
-        <w:rPr>
-          <w:b/>
-          <w:bCs/>
-          <w:sz w:val="24"/>
-          <w:szCs w:val="24"/>
-        </w:rPr>
-        <w:t xml:space="preserve">aufschreiben oder </w:t>
-      </w:r>
-      <w:proofErr w:type="spellStart"/>
-      <w:r>
-        <w:rPr>
-          <w:b/>
-          <w:bCs/>
-          <w:sz w:val="24"/>
-          <w:szCs w:val="24"/>
-        </w:rPr>
-        <w:t>abfotograafieren</w:t>
-      </w:r>
-      <w:proofErr w:type="spellEnd"/>
+        <w:t>abfotografieren</w:t>
+      </w:r>
       <w:r>
         <w:rPr>
           <w:b/>
@@ -461,28 +412,17 @@
       </w:r>
     </w:p>
     <w:p/>
+    <w:p/>
     <w:p>
       <w:pPr>
         <w:pStyle w:val="berschrift1"/>
       </w:pPr>
       <w:r>
-        <w:t xml:space="preserve">Mit Ihrem </w:t>
-      </w:r>
-      <w:proofErr w:type="spellStart"/>
-      <w:r>
-        <w:t>Internert</w:t>
-      </w:r>
-      <w:proofErr w:type="spellEnd"/>
-      <w:r>
-        <w:t>/</w:t>
-      </w:r>
-      <w:proofErr w:type="spellStart"/>
-      <w:r>
-        <w:t>Wlan</w:t>
-      </w:r>
-      <w:proofErr w:type="spellEnd"/>
-      <w:r>
-        <w:t xml:space="preserve"> verbinden</w:t>
+        <w:lastRenderedPageBreak/>
+        <w:t xml:space="preserve">2. </w:t>
+      </w:r>
+      <w:r>
+        <w:t>Mit Ihrem Internert/Wlan verbinden</w:t>
       </w:r>
     </w:p>
     <w:p>
@@ -550,16 +490,7 @@
               <w:rPr>
                 <w:b/>
               </w:rPr>
-              <w:lastRenderedPageBreak/>
-              <w:t xml:space="preserve">Vorzugsweise mit einem </w:t>
-            </w:r>
-            <w:proofErr w:type="spellStart"/>
-            <w:proofErr w:type="gramStart"/>
-            <w:r>
-              <w:rPr>
-                <w:b/>
-              </w:rPr>
-              <w:t>Laptop</w:t>
+              <w:t>Vorzugsweise mit einem Laptop</w:t>
             </w:r>
             <w:r>
               <w:rPr>
@@ -571,15 +502,7 @@
               <w:rPr>
                 <w:b/>
               </w:rPr>
-              <w:t>PC</w:t>
-            </w:r>
-            <w:proofErr w:type="spellEnd"/>
-            <w:proofErr w:type="gramEnd"/>
-            <w:r>
-              <w:rPr>
-                <w:b/>
-              </w:rPr>
-              <w:t xml:space="preserve"> oder Tablet mit Maus</w:t>
+              <w:t>PC oder Tablet mit Maus</w:t>
             </w:r>
             <w:r>
               <w:rPr>
@@ -645,23 +568,7 @@
                 <w:b/>
                 <w:bCs/>
               </w:rPr>
-              <w:t xml:space="preserve">, sollte das nicht möglich </w:t>
-            </w:r>
-            <w:proofErr w:type="gramStart"/>
-            <w:r>
-              <w:rPr>
-                <w:b/>
-                <w:bCs/>
-              </w:rPr>
-              <w:t>sein</w:t>
-            </w:r>
-            <w:proofErr w:type="gramEnd"/>
-            <w:r>
-              <w:rPr>
-                <w:b/>
-                <w:bCs/>
-              </w:rPr>
-              <w:t xml:space="preserve"> </w:t>
+              <w:t xml:space="preserve">, sollte das nicht möglich sein </w:t>
             </w:r>
             <w:r>
               <w:rPr>
@@ -760,8 +667,25 @@
       </w:r>
     </w:p>
     <w:p>
-      <w:r>
+      <w:pPr>
+        <w:rPr>
+          <w:b/>
+          <w:bCs/>
+        </w:rPr>
+      </w:pPr>
+      <w:r>
+        <w:rPr>
+          <w:b/>
+          <w:bCs/>
+        </w:rPr>
         <w:t>Falls PC</w:t>
+      </w:r>
+      <w:r>
+        <w:rPr>
+          <w:b/>
+          <w:bCs/>
+        </w:rPr>
+        <w:t>/Notebook/Tablet mit Windows</w:t>
       </w:r>
     </w:p>
     <w:p/>
@@ -790,28 +714,55 @@
       </w:pPr>
     </w:p>
     <w:p>
+      <w:pPr>
+        <w:rPr>
+          <w:sz w:val="24"/>
+          <w:szCs w:val="24"/>
+        </w:rPr>
+      </w:pPr>
       <w:r>
         <w:rPr>
           <w:b/>
+          <w:sz w:val="24"/>
+          <w:szCs w:val="24"/>
         </w:rPr>
         <w:t xml:space="preserve">WLAN: </w:t>
       </w:r>
       <w:r>
+        <w:rPr>
+          <w:sz w:val="24"/>
+          <w:szCs w:val="24"/>
+        </w:rPr>
         <w:t xml:space="preserve">Autodartsinstall1   </w:t>
       </w:r>
       <w:r>
         <w:rPr>
           <w:b/>
+          <w:sz w:val="24"/>
+          <w:szCs w:val="24"/>
         </w:rPr>
         <w:t xml:space="preserve">Passwort: </w:t>
       </w:r>
       <w:r>
+        <w:rPr>
+          <w:sz w:val="24"/>
+          <w:szCs w:val="24"/>
+        </w:rPr>
         <w:t>Autodarts1234</w:t>
       </w:r>
     </w:p>
     <w:p>
-      <w:r>
-        <w:t xml:space="preserve">Öffnen Sie nun Ihren Browser (z.B. Chrome, Firefox oder Edge) und gehen Sie auf die Seite </w:t>
+      <w:pPr>
+        <w:rPr>
+          <w:sz w:val="24"/>
+          <w:szCs w:val="24"/>
+        </w:rPr>
+      </w:pPr>
+      <w:r>
+        <w:t>Öff</w:t>
+      </w:r>
+      <w:r>
+        <w:t xml:space="preserve">nen Sie nun Ihren Browser (z.B. Chrome, Firefox oder Edge) und gehen Sie auf die Seite </w:t>
       </w:r>
       <w:hyperlink r:id="rId14" w:history="1">
         <w:r>
@@ -828,13 +779,7 @@
         <w:t>(</w:t>
       </w:r>
       <w:r>
-        <w:t xml:space="preserve">das ist die </w:t>
-      </w:r>
-      <w:r>
-        <w:t>Stelle</w:t>
-      </w:r>
-      <w:r>
-        <w:t xml:space="preserve"> wo Sie normalerweise </w:t>
+        <w:t xml:space="preserve">das ist die Stelle wo Sie normalerweise </w:t>
       </w:r>
       <w:hyperlink r:id="rId15" w:history="1">
         <w:r>
@@ -851,20 +796,27 @@
         <w:t>)</w:t>
       </w:r>
       <w:r>
-        <w:br/>
-      </w:r>
-      <w:r>
-        <w:br/>
-      </w:r>
-      <w:r>
-        <w:rPr>
-          <w:noProof/>
-        </w:rPr>
         <w:drawing>
-          <wp:inline distT="0" distB="0" distL="0" distR="0" wp14:anchorId="7AAFA01F" wp14:editId="5FDAD6BC">
-            <wp:extent cx="6188710" cy="3076575"/>
-            <wp:effectExtent l="0" t="0" r="2540" b="9525"/>
-            <wp:docPr id="1174463140" name="Grafik 1" descr="Ein Bild, das Text, Screenshot, Software, Multimedia-Software enthält.&#10;&#10;KI-generierte Inhalte können fehlerhaft sein."/>
+          <wp:anchor distT="0" distB="0" distL="114300" distR="114300" simplePos="0" relativeHeight="251656704" behindDoc="1" locked="0" layoutInCell="1" allowOverlap="1" wp14:anchorId="11BEA609" wp14:editId="5E8E2185">
+            <wp:simplePos x="0" y="0"/>
+            <wp:positionH relativeFrom="column">
+              <wp:posOffset>635</wp:posOffset>
+            </wp:positionH>
+            <wp:positionV relativeFrom="paragraph">
+              <wp:posOffset>587375</wp:posOffset>
+            </wp:positionV>
+            <wp:extent cx="6188710" cy="2879725"/>
+            <wp:effectExtent l="0" t="0" r="2540" b="0"/>
+            <wp:wrapTight wrapText="bothSides">
+              <wp:wrapPolygon edited="0">
+                <wp:start x="0" y="0"/>
+                <wp:lineTo x="0" y="21433"/>
+                <wp:lineTo x="21542" y="21433"/>
+                <wp:lineTo x="21542" y="0"/>
+                <wp:lineTo x="0" y="0"/>
+              </wp:wrapPolygon>
+            </wp:wrapTight>
+            <wp:docPr id="691183991" name="Grafik 1"/>
             <wp:cNvGraphicFramePr>
               <a:graphicFrameLocks xmlns:a="http://schemas.openxmlformats.org/drawingml/2006/main" noChangeAspect="1"/>
             </wp:cNvGraphicFramePr>
@@ -872,7 +824,7 @@
               <a:graphicData uri="http://schemas.openxmlformats.org/drawingml/2006/picture">
                 <pic:pic xmlns:pic="http://schemas.openxmlformats.org/drawingml/2006/picture">
                   <pic:nvPicPr>
-                    <pic:cNvPr id="1174463140" name="Grafik 1" descr="Ein Bild, das Text, Screenshot, Software, Multimedia-Software enthält.&#10;&#10;KI-generierte Inhalte können fehlerhaft sein."/>
+                    <pic:cNvPr id="691183991" name=""/>
                     <pic:cNvPicPr/>
                   </pic:nvPicPr>
                   <pic:blipFill>
@@ -884,7 +836,7 @@
                   <pic:spPr>
                     <a:xfrm>
                       <a:off x="0" y="0"/>
-                      <a:ext cx="6188710" cy="3076575"/>
+                      <a:ext cx="6188710" cy="2879725"/>
                     </a:xfrm>
                     <a:prstGeom prst="rect">
                       <a:avLst/>
@@ -893,7 +845,7 @@
                 </pic:pic>
               </a:graphicData>
             </a:graphic>
-          </wp:inline>
+          </wp:anchor>
         </w:drawing>
       </w:r>
     </w:p>
@@ -911,56 +863,70 @@
         <w:pStyle w:val="berschrift2"/>
       </w:pPr>
       <w:r>
-        <w:t>1. Mit Ihrem Heim-WLAN verbinden</w:t>
+        <w:t>3</w:t>
+      </w:r>
+      <w:r>
+        <w:t>. Mit Ihrem</w:t>
+      </w:r>
+      <w:r>
+        <w:t xml:space="preserve"> INTERNET</w:t>
+      </w:r>
+      <w:r>
+        <w:t xml:space="preserve"> verbinden</w:t>
+      </w:r>
+      <w:r>
+        <w:br/>
+        <w:t>Falls ein Lankabel verwendet wird, reicht es</w:t>
+      </w:r>
+      <w:r>
+        <w:t>,</w:t>
+      </w:r>
+      <w:r>
+        <w:t xml:space="preserve"> wenn dieses angeschlossen wird.</w:t>
       </w:r>
     </w:p>
     <w:p>
       <w:r>
-        <w:t>Verbinden Sie das Gerät (Laptop/PC/Tablet) zunächst mit Ihrem WLAN zu Hause.</w:t>
+        <w:br/>
+        <w:t>Wlan</w:t>
+      </w:r>
+      <w:r>
+        <w:br/>
+        <w:t>Ihr</w:t>
+      </w:r>
+      <w:r>
+        <w:t xml:space="preserve"> Gerät (Laptop/PC/Tablet) </w:t>
+      </w:r>
+      <w:r>
+        <w:t>müsste wie in Punkt 2 beschreiben nun mit Ihrem Autodartssystem verbunden sein. Über den „WLAN-Verbindung einrichten“ Button müssen Sie Das System mit Ihrem Wlan/Internet zuhause verbinden</w:t>
+      </w:r>
+      <w:r>
+        <w:t xml:space="preserve">. </w:t>
       </w:r>
     </w:p>
     <w:p>
       <w:r>
-        <w:t>Geben Sie dazu den WLAN-Namen (SSID) und das Passwort Ihres Heimnetzwerks ein.</w:t>
-      </w:r>
-    </w:p>
-    <w:p>
-      <w:pPr>
-        <w:rPr>
-          <w:b/>
-          <w:bCs/>
-        </w:rPr>
-      </w:pPr>
-      <w:r>
-        <w:rPr>
-          <w:b/>
-          <w:bCs/>
-          <w:noProof/>
-          <w:color w:val="EE0000"/>
-          <w:sz w:val="24"/>
-          <w:szCs w:val="24"/>
-        </w:rPr>
         <w:drawing>
-          <wp:anchor distT="0" distB="0" distL="114300" distR="114300" simplePos="0" relativeHeight="251657728" behindDoc="1" locked="0" layoutInCell="1" allowOverlap="1" wp14:anchorId="1A966C09" wp14:editId="358CF80A">
+          <wp:anchor distT="0" distB="0" distL="114300" distR="114300" simplePos="0" relativeHeight="251670016" behindDoc="1" locked="0" layoutInCell="1" allowOverlap="1" wp14:anchorId="60005F85" wp14:editId="100821F2">
             <wp:simplePos x="0" y="0"/>
             <wp:positionH relativeFrom="column">
-              <wp:posOffset>635</wp:posOffset>
+              <wp:posOffset>-2540</wp:posOffset>
             </wp:positionH>
             <wp:positionV relativeFrom="paragraph">
-              <wp:posOffset>1905</wp:posOffset>
+              <wp:posOffset>2399203</wp:posOffset>
             </wp:positionV>
-            <wp:extent cx="6188710" cy="1577975"/>
-            <wp:effectExtent l="0" t="0" r="2540" b="3175"/>
+            <wp:extent cx="2950845" cy="1687195"/>
+            <wp:effectExtent l="0" t="0" r="1905" b="8255"/>
             <wp:wrapTight wrapText="bothSides">
               <wp:wrapPolygon edited="0">
                 <wp:start x="0" y="0"/>
-                <wp:lineTo x="0" y="21383"/>
-                <wp:lineTo x="21542" y="21383"/>
-                <wp:lineTo x="21542" y="0"/>
+                <wp:lineTo x="0" y="21462"/>
+                <wp:lineTo x="21474" y="21462"/>
+                <wp:lineTo x="21474" y="0"/>
                 <wp:lineTo x="0" y="0"/>
               </wp:wrapPolygon>
             </wp:wrapTight>
-            <wp:docPr id="347217828" name="Grafik 1" descr="Ein Bild, das Text, Screenshot, Schrift enthält.&#10;&#10;KI-generierte Inhalte können fehlerhaft sein."/>
+            <wp:docPr id="1633239605" name="Grafik 1"/>
             <wp:cNvGraphicFramePr>
               <a:graphicFrameLocks xmlns:a="http://schemas.openxmlformats.org/drawingml/2006/main" noChangeAspect="1"/>
             </wp:cNvGraphicFramePr>
@@ -968,7 +934,7 @@
               <a:graphicData uri="http://schemas.openxmlformats.org/drawingml/2006/picture">
                 <pic:pic xmlns:pic="http://schemas.openxmlformats.org/drawingml/2006/picture">
                   <pic:nvPicPr>
-                    <pic:cNvPr id="347217828" name="Grafik 1" descr="Ein Bild, das Text, Screenshot, Schrift enthält.&#10;&#10;KI-generierte Inhalte können fehlerhaft sein."/>
+                    <pic:cNvPr id="1633239605" name=""/>
                     <pic:cNvPicPr/>
                   </pic:nvPicPr>
                   <pic:blipFill>
@@ -980,7 +946,7 @@
                   <pic:spPr>
                     <a:xfrm>
                       <a:off x="0" y="0"/>
-                      <a:ext cx="6188710" cy="1577975"/>
+                      <a:ext cx="2950845" cy="1687195"/>
                     </a:xfrm>
                     <a:prstGeom prst="rect">
                       <a:avLst/>
@@ -989,45 +955,37 @@
                 </pic:pic>
               </a:graphicData>
             </a:graphic>
+            <wp14:sizeRelH relativeFrom="margin">
+              <wp14:pctWidth>0</wp14:pctWidth>
+            </wp14:sizeRelH>
+            <wp14:sizeRelV relativeFrom="margin">
+              <wp14:pctHeight>0</wp14:pctHeight>
+            </wp14:sizeRelV>
           </wp:anchor>
         </w:drawing>
       </w:r>
       <w:r>
-        <w:rPr>
-          <w:b/>
-          <w:bCs/>
-          <w:color w:val="EE0000"/>
-          <w:sz w:val="24"/>
-          <w:szCs w:val="24"/>
-        </w:rPr>
-        <w:t>NACH ERFOLGREICHER VERBINDUNG LEUCHTET DIE LED AM MINI PC. NUN BETÄTIGEN sie einmal für 1 Sekunde den Schalter, damit das System neu startet. Nach erfolgreichen neustartet leuchtet die LED.</w:t>
-      </w:r>
-      <w:r>
-        <w:rPr>
-          <w:b/>
-          <w:bCs/>
-        </w:rPr>
-        <w:br/>
-      </w:r>
-    </w:p>
-    <w:p>
-      <w:pPr>
-        <w:pStyle w:val="berschrift2"/>
-      </w:pPr>
-      <w:r>
-        <w:t>2. Dartscheibe konfigurieren</w:t>
-      </w:r>
-    </w:p>
-    <w:p>
-      <w:r>
-        <w:rPr>
-          <w:noProof/>
-        </w:rPr>
         <w:drawing>
-          <wp:inline distT="0" distB="0" distL="0" distR="0" wp14:anchorId="13C17020" wp14:editId="28AAEAC2">
-            <wp:extent cx="6188710" cy="3680460"/>
-            <wp:effectExtent l="0" t="0" r="2540" b="0"/>
-            <wp:docPr id="193110031" name="Grafik 1"/>
+          <wp:anchor distT="0" distB="0" distL="114300" distR="114300" simplePos="0" relativeHeight="251675136" behindDoc="1" locked="0" layoutInCell="1" allowOverlap="1" wp14:anchorId="2DDF0C40" wp14:editId="63F2B277">
+            <wp:simplePos x="0" y="0"/>
+            <wp:positionH relativeFrom="column">
+              <wp:posOffset>635</wp:posOffset>
+            </wp:positionH>
+            <wp:positionV relativeFrom="paragraph">
+              <wp:posOffset>1905</wp:posOffset>
+            </wp:positionV>
+            <wp:extent cx="6188710" cy="2285365"/>
+            <wp:effectExtent l="0" t="0" r="2540" b="635"/>
+            <wp:wrapTight wrapText="bothSides">
+              <wp:wrapPolygon edited="0">
+                <wp:start x="0" y="0"/>
+                <wp:lineTo x="0" y="21426"/>
+                <wp:lineTo x="21542" y="21426"/>
+                <wp:lineTo x="21542" y="0"/>
+                <wp:lineTo x="0" y="0"/>
+              </wp:wrapPolygon>
+            </wp:wrapTight>
+            <wp:docPr id="666905728" name="Grafik 1"/>
             <wp:cNvGraphicFramePr>
               <a:graphicFrameLocks xmlns:a="http://schemas.openxmlformats.org/drawingml/2006/main" noChangeAspect="1"/>
             </wp:cNvGraphicFramePr>
@@ -1035,7 +993,7 @@
               <a:graphicData uri="http://schemas.openxmlformats.org/drawingml/2006/picture">
                 <pic:pic xmlns:pic="http://schemas.openxmlformats.org/drawingml/2006/picture">
                   <pic:nvPicPr>
-                    <pic:cNvPr id="193110031" name=""/>
+                    <pic:cNvPr id="666905728" name=""/>
                     <pic:cNvPicPr/>
                   </pic:nvPicPr>
                   <pic:blipFill>
@@ -1047,7 +1005,7 @@
                   <pic:spPr>
                     <a:xfrm>
                       <a:off x="0" y="0"/>
-                      <a:ext cx="6188710" cy="3680460"/>
+                      <a:ext cx="6188710" cy="2285365"/>
                     </a:xfrm>
                     <a:prstGeom prst="rect">
                       <a:avLst/>
@@ -1056,8 +1014,173 @@
                 </pic:pic>
               </a:graphicData>
             </a:graphic>
-          </wp:inline>
+          </wp:anchor>
         </w:drawing>
+      </w:r>
+    </w:p>
+    <w:p>
+      <w:pPr>
+        <w:rPr>
+          <w:b/>
+          <w:bCs/>
+        </w:rPr>
+      </w:pPr>
+      <w:r>
+        <w:rPr>
+          <w:b/>
+          <w:bCs/>
+          <w:color w:val="EE0000"/>
+          <w:sz w:val="24"/>
+          <w:szCs w:val="24"/>
+        </w:rPr>
+        <w:t>NACH ERFOLGREICHER VERBINDUNG</w:t>
+      </w:r>
+      <w:r>
+        <w:rPr>
+          <w:b/>
+          <w:bCs/>
+          <w:color w:val="EE0000"/>
+          <w:sz w:val="24"/>
+          <w:szCs w:val="24"/>
+        </w:rPr>
+        <w:t xml:space="preserve"> Per Wlan oder Lan</w:t>
+      </w:r>
+      <w:r>
+        <w:rPr>
+          <w:b/>
+          <w:bCs/>
+          <w:color w:val="EE0000"/>
+          <w:sz w:val="24"/>
+          <w:szCs w:val="24"/>
+        </w:rPr>
+        <w:t xml:space="preserve"> LEUCHTET DIE LED AM MINI PC. NUN BETÄTIGEN sie einmal für 1 Sekunde den Schalter, damit das </w:t>
+      </w:r>
+      <w:r>
+        <w:rPr>
+          <w:b/>
+          <w:bCs/>
+          <w:color w:val="EE0000"/>
+          <w:sz w:val="24"/>
+          <w:szCs w:val="24"/>
+        </w:rPr>
+        <w:t>Autodartss</w:t>
+      </w:r>
+      <w:r>
+        <w:rPr>
+          <w:b/>
+          <w:bCs/>
+          <w:color w:val="EE0000"/>
+          <w:sz w:val="24"/>
+          <w:szCs w:val="24"/>
+        </w:rPr>
+        <w:t>ystem neu startet</w:t>
+      </w:r>
+      <w:r>
+        <w:rPr>
+          <w:b/>
+          <w:bCs/>
+          <w:color w:val="EE0000"/>
+          <w:sz w:val="24"/>
+          <w:szCs w:val="24"/>
+        </w:rPr>
+        <w:t xml:space="preserve"> mit Ihrer Internet vebrindung</w:t>
+      </w:r>
+      <w:r>
+        <w:rPr>
+          <w:b/>
+          <w:bCs/>
+          <w:color w:val="EE0000"/>
+          <w:sz w:val="24"/>
+          <w:szCs w:val="24"/>
+        </w:rPr>
+        <w:t>. Nach erfolgreichen neustartet leuchtet die LED.</w:t>
+      </w:r>
+    </w:p>
+    <w:p>
+      <w:pPr>
+        <w:pStyle w:val="berschrift2"/>
+      </w:pPr>
+      <w:r>
+        <w:drawing>
+          <wp:anchor distT="0" distB="0" distL="114300" distR="114300" simplePos="0" relativeHeight="251661824" behindDoc="1" locked="0" layoutInCell="1" allowOverlap="1" wp14:anchorId="49C29F6A" wp14:editId="4D36D10F">
+            <wp:simplePos x="0" y="0"/>
+            <wp:positionH relativeFrom="column">
+              <wp:posOffset>635</wp:posOffset>
+            </wp:positionH>
+            <wp:positionV relativeFrom="paragraph">
+              <wp:posOffset>291465</wp:posOffset>
+            </wp:positionV>
+            <wp:extent cx="6188400" cy="1569600"/>
+            <wp:effectExtent l="0" t="0" r="3175" b="0"/>
+            <wp:wrapSquare wrapText="bothSides"/>
+            <wp:docPr id="137555751" name="Grafik 1"/>
+            <wp:cNvGraphicFramePr>
+              <a:graphicFrameLocks xmlns:a="http://schemas.openxmlformats.org/drawingml/2006/main" noChangeAspect="1"/>
+            </wp:cNvGraphicFramePr>
+            <a:graphic xmlns:a="http://schemas.openxmlformats.org/drawingml/2006/main">
+              <a:graphicData uri="http://schemas.openxmlformats.org/drawingml/2006/picture">
+                <pic:pic xmlns:pic="http://schemas.openxmlformats.org/drawingml/2006/picture">
+                  <pic:nvPicPr>
+                    <pic:cNvPr id="137555751" name=""/>
+                    <pic:cNvPicPr/>
+                  </pic:nvPicPr>
+                  <pic:blipFill>
+                    <a:blip r:embed="rId19"/>
+                    <a:stretch>
+                      <a:fillRect/>
+                    </a:stretch>
+                  </pic:blipFill>
+                  <pic:spPr>
+                    <a:xfrm>
+                      <a:off x="0" y="0"/>
+                      <a:ext cx="6188400" cy="1569600"/>
+                    </a:xfrm>
+                    <a:prstGeom prst="rect">
+                      <a:avLst/>
+                    </a:prstGeom>
+                  </pic:spPr>
+                </pic:pic>
+              </a:graphicData>
+            </a:graphic>
+            <wp14:sizeRelH relativeFrom="margin">
+              <wp14:pctWidth>0</wp14:pctWidth>
+            </wp14:sizeRelH>
+            <wp14:sizeRelV relativeFrom="margin">
+              <wp14:pctHeight>0</wp14:pctHeight>
+            </wp14:sizeRelV>
+          </wp:anchor>
+        </w:drawing>
+      </w:r>
+      <w:r>
+        <w:t>4</w:t>
+      </w:r>
+      <w:r>
+        <w:t>. Dartscheibe konfigurieren</w:t>
+      </w:r>
+    </w:p>
+    <w:p>
+      <w:pPr>
+        <w:rPr>
+          <w:bCs/>
+          <w:sz w:val="24"/>
+          <w:szCs w:val="24"/>
+        </w:rPr>
+      </w:pPr>
+      <w:r>
+        <w:rPr>
+          <w:bCs/>
+          <w:sz w:val="24"/>
+          <w:szCs w:val="24"/>
+        </w:rPr>
+        <w:t xml:space="preserve">Über den </w:t>
+      </w:r>
+      <w:r>
+        <w:rPr>
+          <w:bCs/>
+          <w:sz w:val="24"/>
+          <w:szCs w:val="24"/>
+        </w:rPr>
+        <w:t>Versions Button kann man zu einer älteren Autodarts Version wechseln falls die aktuelle Probleme bereitet.Nur im Notfall falls Seitens AD Fehler passiert sind in der neuen Version.</w:t>
       </w:r>
     </w:p>
     <w:p>
@@ -1067,13 +1190,13 @@
         </w:rPr>
         <w:lastRenderedPageBreak/>
         <w:drawing>
-          <wp:anchor distT="0" distB="0" distL="114300" distR="114300" simplePos="0" relativeHeight="251673088" behindDoc="1" locked="0" layoutInCell="1" allowOverlap="1" wp14:anchorId="03730A7F" wp14:editId="46D9AA50">
+          <wp:anchor distT="0" distB="0" distL="114300" distR="114300" simplePos="0" relativeHeight="251655680" behindDoc="1" locked="0" layoutInCell="1" allowOverlap="1" wp14:anchorId="03730A7F" wp14:editId="3AF7956D">
             <wp:simplePos x="0" y="0"/>
             <wp:positionH relativeFrom="column">
-              <wp:posOffset>-6985</wp:posOffset>
+              <wp:posOffset>635</wp:posOffset>
             </wp:positionH>
             <wp:positionV relativeFrom="paragraph">
-              <wp:posOffset>413385</wp:posOffset>
+              <wp:posOffset>528955</wp:posOffset>
             </wp:positionV>
             <wp:extent cx="6188710" cy="2847340"/>
             <wp:effectExtent l="0" t="0" r="2540" b="0"/>
@@ -1098,7 +1221,7 @@
                     <pic:cNvPicPr/>
                   </pic:nvPicPr>
                   <pic:blipFill>
-                    <a:blip r:embed="rId19"/>
+                    <a:blip r:embed="rId20"/>
                     <a:stretch>
                       <a:fillRect/>
                     </a:stretch>
@@ -1121,32 +1244,76 @@
       <w:r>
         <w:rPr>
           <w:b/>
+          <w:sz w:val="28"/>
+          <w:szCs w:val="28"/>
         </w:rPr>
-        <w:t>Nun müssen Sie diese Codes eingeben</w:t>
+        <w:t>Nu</w:t>
       </w:r>
       <w:r>
         <w:rPr>
           <w:b/>
+          <w:sz w:val="28"/>
+          <w:szCs w:val="28"/>
+        </w:rPr>
+        <w:t xml:space="preserve">n müssen Sie </w:t>
+      </w:r>
+      <w:r>
+        <w:rPr>
+          <w:b/>
+          <w:sz w:val="28"/>
+          <w:szCs w:val="28"/>
+        </w:rPr>
+        <w:t>den Code Ihres Dartboards eingeben</w:t>
+      </w:r>
+      <w:r>
+        <w:rPr>
+          <w:b/>
+          <w:sz w:val="28"/>
+          <w:szCs w:val="28"/>
         </w:rPr>
         <w:t xml:space="preserve"> und auf SAVE klicken</w:t>
       </w:r>
       <w:r>
+        <w:rPr>
+          <w:sz w:val="28"/>
+          <w:szCs w:val="28"/>
+        </w:rPr>
         <w:br/>
       </w:r>
       <w:r>
         <w:rPr>
           <w:b/>
+          <w:sz w:val="28"/>
+          <w:szCs w:val="28"/>
         </w:rPr>
-        <w:t>Nun ist Ihre Scheibe fertig mit Ihrem Konto verbunden – super!</w:t>
+        <w:t>Nun ist Ihre Scheibe</w:t>
+      </w:r>
+      <w:r>
+        <w:rPr>
+          <w:b/>
+          <w:sz w:val="28"/>
+          <w:szCs w:val="28"/>
+        </w:rPr>
+        <w:t>/Raspberry/MiniPC</w:t>
+      </w:r>
+      <w:r>
+        <w:rPr>
+          <w:b/>
+          <w:sz w:val="28"/>
+          <w:szCs w:val="28"/>
+        </w:rPr>
+        <w:t xml:space="preserve"> fertig mit Ihrem Konto verbunden – super!</w:t>
       </w:r>
     </w:p>
-    <w:p/>
     <w:p>
       <w:pPr>
         <w:pStyle w:val="berschrift2"/>
       </w:pPr>
       <w:r>
-        <w:t>3. Kameras auswählen und kalibrieren</w:t>
+        <w:t>5</w:t>
+      </w:r>
+      <w:r>
+        <w:t>. Kameras auswählen und kalibrieren</w:t>
       </w:r>
     </w:p>
     <w:p>
@@ -1172,19 +1339,8 @@
           <w:sz w:val="24"/>
           <w:szCs w:val="24"/>
         </w:rPr>
-        <w:t xml:space="preserve">, wenn Sie fertig sind auf </w:t>
-      </w:r>
-      <w:proofErr w:type="spellStart"/>
-      <w:r>
-        <w:rPr>
-          <w:b/>
-          <w:bCs/>
-          <w:sz w:val="24"/>
-          <w:szCs w:val="24"/>
-        </w:rPr>
-        <w:t>Stop</w:t>
-      </w:r>
-      <w:proofErr w:type="spellEnd"/>
+        <w:t>, wenn Sie fertig sind auf Stop</w:t>
+      </w:r>
     </w:p>
     <w:p>
       <w:r>
@@ -1192,7 +1348,7 @@
           <w:noProof/>
         </w:rPr>
         <w:drawing>
-          <wp:inline distT="0" distB="0" distL="0" distR="0" wp14:anchorId="22E39250" wp14:editId="3727437D">
+          <wp:inline distT="0" distB="0" distL="0" distR="0" wp14:anchorId="22E39250" wp14:editId="61A61ABB">
             <wp:extent cx="6188710" cy="1535430"/>
             <wp:effectExtent l="0" t="0" r="2540" b="7620"/>
             <wp:docPr id="1669399412" name="Grafik 1" descr="Ein Bild, das Screenshot, Text, Kreis, Diagramm enthält.&#10;&#10;KI-generierte Inhalte können fehlerhaft sein."/>
@@ -1207,7 +1363,7 @@
                     <pic:cNvPicPr/>
                   </pic:nvPicPr>
                   <pic:blipFill>
-                    <a:blip r:embed="rId20"/>
+                    <a:blip r:embed="rId21"/>
                     <a:stretch>
                       <a:fillRect/>
                     </a:stretch>
@@ -1228,31 +1384,14 @@
         </w:drawing>
       </w:r>
     </w:p>
-    <w:p/>
-    <w:p>
-      <w:pPr>
-        <w:rPr>
-          <w:b/>
-          <w:bCs/>
-          <w:sz w:val="32"/>
-          <w:szCs w:val="32"/>
-        </w:rPr>
-      </w:pPr>
-      <w:r>
-        <w:rPr>
-          <w:b/>
-          <w:bCs/>
-          <w:sz w:val="32"/>
-          <w:szCs w:val="32"/>
-        </w:rPr>
-        <w:t>Für Experten</w:t>
-      </w:r>
-    </w:p>
     <w:p>
       <w:pPr>
         <w:pStyle w:val="berschrift2"/>
       </w:pPr>
       <w:r>
+        <w:t xml:space="preserve">6. </w:t>
+      </w:r>
+      <w:r>
         <w:t>Kamera scharf stellen</w:t>
       </w:r>
     </w:p>
@@ -1263,20 +1402,19 @@
     </w:p>
     <w:p>
       <w:r>
-        <w:t>Drehen Sie die Linse an der Kamera vorsichtig, bis das Bild scharf ist. Wiederholen Sie das für jede Kamera: Kamera auswählen → Fokus einstellen → nächste Kamera.</w:t>
-      </w:r>
-    </w:p>
-    <w:p>
-      <w:r>
-        <w:rPr>
-          <w:noProof/>
-        </w:rPr>
-        <w:lastRenderedPageBreak/>
         <w:drawing>
-          <wp:inline distT="0" distB="0" distL="0" distR="0" wp14:anchorId="5A11B15C" wp14:editId="419FB69F">
-            <wp:extent cx="6188710" cy="3317875"/>
-            <wp:effectExtent l="0" t="0" r="2540" b="0"/>
-            <wp:docPr id="1528453653" name="Grafik 1" descr="Ein Bild, das Text, Screenshot, Software, Schrift enthält.&#10;&#10;KI-generierte Inhalte können fehlerhaft sein."/>
+          <wp:anchor distT="0" distB="0" distL="114300" distR="114300" simplePos="0" relativeHeight="251665920" behindDoc="1" locked="0" layoutInCell="1" allowOverlap="1" wp14:anchorId="7F6F9A5D" wp14:editId="139300DF">
+            <wp:simplePos x="0" y="0"/>
+            <wp:positionH relativeFrom="column">
+              <wp:posOffset>-6985</wp:posOffset>
+            </wp:positionH>
+            <wp:positionV relativeFrom="paragraph">
+              <wp:posOffset>451485</wp:posOffset>
+            </wp:positionV>
+            <wp:extent cx="6188710" cy="1859915"/>
+            <wp:effectExtent l="0" t="0" r="2540" b="6985"/>
+            <wp:wrapNone/>
+            <wp:docPr id="1614364379" name="Grafik 1"/>
             <wp:cNvGraphicFramePr>
               <a:graphicFrameLocks xmlns:a="http://schemas.openxmlformats.org/drawingml/2006/main" noChangeAspect="1"/>
             </wp:cNvGraphicFramePr>
@@ -1284,11 +1422,11 @@
               <a:graphicData uri="http://schemas.openxmlformats.org/drawingml/2006/picture">
                 <pic:pic xmlns:pic="http://schemas.openxmlformats.org/drawingml/2006/picture">
                   <pic:nvPicPr>
-                    <pic:cNvPr id="1528453653" name="Grafik 1" descr="Ein Bild, das Text, Screenshot, Software, Schrift enthält.&#10;&#10;KI-generierte Inhalte können fehlerhaft sein."/>
+                    <pic:cNvPr id="1614364379" name=""/>
                     <pic:cNvPicPr/>
                   </pic:nvPicPr>
                   <pic:blipFill>
-                    <a:blip r:embed="rId21"/>
+                    <a:blip r:embed="rId22"/>
                     <a:stretch>
                       <a:fillRect/>
                     </a:stretch>
@@ -1296,7 +1434,195 @@
                   <pic:spPr>
                     <a:xfrm>
                       <a:off x="0" y="0"/>
-                      <a:ext cx="6188710" cy="3317875"/>
+                      <a:ext cx="6188710" cy="1859915"/>
+                    </a:xfrm>
+                    <a:prstGeom prst="rect">
+                      <a:avLst/>
+                    </a:prstGeom>
+                  </pic:spPr>
+                </pic:pic>
+              </a:graphicData>
+            </a:graphic>
+          </wp:anchor>
+        </w:drawing>
+      </w:r>
+      <w:r>
+        <w:t>Drehen Sie die Linse an der Kamera vorsichtig, bis das Bild scharf ist. Wiederholen Sie das für jede Kamera: Kamera auswählen → Fokus einstellen → nächste Kamera.</w:t>
+      </w:r>
+    </w:p>
+    <w:p/>
+    <w:p/>
+    <w:p/>
+    <w:p/>
+    <w:p>
+      <w:r>
+        <w:lastRenderedPageBreak/>
+        <w:t>Wenn Sie diesen Modus starten, stoppt Autodarts und Sie erhalten eine Liste der angeschlossenen Kameras. Diese können Sie dann im Vollbildmodus auf Ihren Monitor/TV betrachten und optimal scharfstellen.</w:t>
+      </w:r>
+      <w:r>
+        <w:br/>
+        <w:t>Wenn Sie fertig sind, betätigen Sie den Button „Autodarts starten“ damit endet dieser Modus und Autodarts läuft wieder</w:t>
+      </w:r>
+    </w:p>
+    <w:p/>
+    <w:p>
+      <w:pPr>
+        <w:pStyle w:val="berschrift2"/>
+      </w:pPr>
+      <w:r>
+        <w:t>7</w:t>
+      </w:r>
+      <w:r>
+        <w:t xml:space="preserve">. </w:t>
+      </w:r>
+      <w:r>
+        <w:t>W</w:t>
+      </w:r>
+      <w:r>
+        <w:t>LED</w:t>
+      </w:r>
+      <w:r>
+        <w:t xml:space="preserve"> einrichten</w:t>
+      </w:r>
+    </w:p>
+    <w:p/>
+    <w:p>
+      <w:r>
+        <w:t xml:space="preserve">WLED ist zur Gänze vorkonfiguriert, Sie müssen nur Ihre Acount Details eingeben und auf „Speichern“ klicken. Es können bis zu 3 verschiedene WLED Controller auf einmal angesteuert werden. </w:t>
+      </w:r>
+      <w:r>
+        <w:br/>
+        <w:t xml:space="preserve">WLED kann auch direkt über „LED konfigurieren“ konfiguriert werden. Durch den klick auf diesen Button kommen Sie direkt auf die WLED Einstellung des Controllers und Können Ihre Lichtefekte einstellen. </w:t>
+      </w:r>
+      <w:r>
+        <w:br/>
+      </w:r>
+      <w:r>
+        <w:t xml:space="preserve">Für den WLED Controller gibt es eine </w:t>
+      </w:r>
+      <w:r>
+        <w:t>Standardeinstellung</w:t>
+      </w:r>
+      <w:r>
+        <w:t xml:space="preserve">, die bei Github zum </w:t>
+      </w:r>
+      <w:r>
+        <w:t>Downloaden</w:t>
+      </w:r>
+      <w:r>
+        <w:t xml:space="preserve"> ist</w:t>
+      </w:r>
+      <w:r>
+        <w:t>.</w:t>
+      </w:r>
+    </w:p>
+    <w:p>
+      <w:r>
+        <w:drawing>
+          <wp:anchor distT="0" distB="0" distL="114300" distR="114300" simplePos="0" relativeHeight="251678208" behindDoc="1" locked="0" layoutInCell="1" allowOverlap="1" wp14:anchorId="735EB84D" wp14:editId="0961CBDD">
+            <wp:simplePos x="0" y="0"/>
+            <wp:positionH relativeFrom="column">
+              <wp:posOffset>-2136</wp:posOffset>
+            </wp:positionH>
+            <wp:positionV relativeFrom="paragraph">
+              <wp:posOffset>-3233</wp:posOffset>
+            </wp:positionV>
+            <wp:extent cx="6188710" cy="4570095"/>
+            <wp:effectExtent l="0" t="0" r="2540" b="1905"/>
+            <wp:wrapTight wrapText="bothSides">
+              <wp:wrapPolygon edited="0">
+                <wp:start x="0" y="0"/>
+                <wp:lineTo x="0" y="21519"/>
+                <wp:lineTo x="21542" y="21519"/>
+                <wp:lineTo x="21542" y="0"/>
+                <wp:lineTo x="0" y="0"/>
+              </wp:wrapPolygon>
+            </wp:wrapTight>
+            <wp:docPr id="1593769391" name="Grafik 1"/>
+            <wp:cNvGraphicFramePr>
+              <a:graphicFrameLocks xmlns:a="http://schemas.openxmlformats.org/drawingml/2006/main" noChangeAspect="1"/>
+            </wp:cNvGraphicFramePr>
+            <a:graphic xmlns:a="http://schemas.openxmlformats.org/drawingml/2006/main">
+              <a:graphicData uri="http://schemas.openxmlformats.org/drawingml/2006/picture">
+                <pic:pic xmlns:pic="http://schemas.openxmlformats.org/drawingml/2006/picture">
+                  <pic:nvPicPr>
+                    <pic:cNvPr id="1593769391" name=""/>
+                    <pic:cNvPicPr/>
+                  </pic:nvPicPr>
+                  <pic:blipFill>
+                    <a:blip r:embed="rId23"/>
+                    <a:stretch>
+                      <a:fillRect/>
+                    </a:stretch>
+                  </pic:blipFill>
+                  <pic:spPr>
+                    <a:xfrm>
+                      <a:off x="0" y="0"/>
+                      <a:ext cx="6188710" cy="4570095"/>
+                    </a:xfrm>
+                    <a:prstGeom prst="rect">
+                      <a:avLst/>
+                    </a:prstGeom>
+                  </pic:spPr>
+                </pic:pic>
+              </a:graphicData>
+            </a:graphic>
+          </wp:anchor>
+        </w:drawing>
+      </w:r>
+      <w:r>
+        <w:t>.</w:t>
+      </w:r>
+    </w:p>
+    <w:p/>
+    <w:p/>
+    <w:p>
+      <w:pPr>
+        <w:pStyle w:val="berschrift2"/>
+      </w:pPr>
+      <w:r>
+        <w:lastRenderedPageBreak/>
+        <w:t>8</w:t>
+      </w:r>
+      <w:r>
+        <w:t xml:space="preserve">. </w:t>
+      </w:r>
+      <w:r>
+        <w:t>Admin Bereich</w:t>
+      </w:r>
+    </w:p>
+    <w:p>
+      <w:r>
+        <w:t>Passwort: 1234</w:t>
+      </w:r>
+    </w:p>
+    <w:p>
+      <w:r>
+        <w:drawing>
+          <wp:inline distT="0" distB="0" distL="0" distR="0" wp14:anchorId="4C7701FE" wp14:editId="02A78206">
+            <wp:extent cx="6188710" cy="710565"/>
+            <wp:effectExtent l="0" t="0" r="2540" b="0"/>
+            <wp:docPr id="613026560" name="Grafik 1"/>
+            <wp:cNvGraphicFramePr>
+              <a:graphicFrameLocks xmlns:a="http://schemas.openxmlformats.org/drawingml/2006/main" noChangeAspect="1"/>
+            </wp:cNvGraphicFramePr>
+            <a:graphic xmlns:a="http://schemas.openxmlformats.org/drawingml/2006/main">
+              <a:graphicData uri="http://schemas.openxmlformats.org/drawingml/2006/picture">
+                <pic:pic xmlns:pic="http://schemas.openxmlformats.org/drawingml/2006/picture">
+                  <pic:nvPicPr>
+                    <pic:cNvPr id="613026560" name=""/>
+                    <pic:cNvPicPr/>
+                  </pic:nvPicPr>
+                  <pic:blipFill>
+                    <a:blip r:embed="rId24"/>
+                    <a:stretch>
+                      <a:fillRect/>
+                    </a:stretch>
+                  </pic:blipFill>
+                  <pic:spPr>
+                    <a:xfrm>
+                      <a:off x="0" y="0"/>
+                      <a:ext cx="6188710" cy="710565"/>
                     </a:xfrm>
                     <a:prstGeom prst="rect">
                       <a:avLst/>
@@ -1309,31 +1635,186 @@
         </w:drawing>
       </w:r>
     </w:p>
+    <w:p/>
+    <w:p>
+      <w:r>
+        <w:t>In diesem Bereich werden Systemnotwendige Einstellungen getroffen.</w:t>
+      </w:r>
+      <w:r>
+        <w:br/>
+        <w:t>Für alle die wenig Erfahrdung mit Raspberrys haben ist dieser Bereich eher zu meiden.</w:t>
+      </w:r>
+      <w:r>
+        <w:br/>
+        <w:t>Diejenige mit dem notwendigen KnowHow wissen was hier eingestellt wird.</w:t>
+      </w:r>
+      <w:r>
+        <w:br/>
+      </w:r>
+      <w:r>
+        <w:br/>
+        <w:t xml:space="preserve">Einziger wichtiger Punkt wäre das update des Webpanels, 1-2x im Jahr. Hierbei handelt es sich um diese Webseite zum einstellen von Autodarts. </w:t>
+      </w:r>
+      <w:r>
+        <w:br/>
+        <w:t>Wenn ich eine neuere Version veröffentliche, kann diese hier geupdatet werden.</w:t>
+      </w:r>
+      <w:r>
+        <w:br/>
+      </w:r>
+      <w:r>
+        <w:drawing>
+          <wp:inline distT="0" distB="0" distL="0" distR="0" wp14:anchorId="6D583EFC" wp14:editId="16226AAC">
+            <wp:extent cx="6188710" cy="4919980"/>
+            <wp:effectExtent l="0" t="0" r="2540" b="0"/>
+            <wp:docPr id="599651891" name="Grafik 1"/>
+            <wp:cNvGraphicFramePr>
+              <a:graphicFrameLocks xmlns:a="http://schemas.openxmlformats.org/drawingml/2006/main" noChangeAspect="1"/>
+            </wp:cNvGraphicFramePr>
+            <a:graphic xmlns:a="http://schemas.openxmlformats.org/drawingml/2006/main">
+              <a:graphicData uri="http://schemas.openxmlformats.org/drawingml/2006/picture">
+                <pic:pic xmlns:pic="http://schemas.openxmlformats.org/drawingml/2006/picture">
+                  <pic:nvPicPr>
+                    <pic:cNvPr id="599651891" name=""/>
+                    <pic:cNvPicPr/>
+                  </pic:nvPicPr>
+                  <pic:blipFill>
+                    <a:blip r:embed="rId25"/>
+                    <a:stretch>
+                      <a:fillRect/>
+                    </a:stretch>
+                  </pic:blipFill>
+                  <pic:spPr>
+                    <a:xfrm>
+                      <a:off x="0" y="0"/>
+                      <a:ext cx="6188710" cy="4919980"/>
+                    </a:xfrm>
+                    <a:prstGeom prst="rect">
+                      <a:avLst/>
+                    </a:prstGeom>
+                  </pic:spPr>
+                </pic:pic>
+              </a:graphicData>
+            </a:graphic>
+          </wp:inline>
+        </w:drawing>
+      </w:r>
+    </w:p>
     <w:p>
       <w:pPr>
         <w:pStyle w:val="berschrift1"/>
       </w:pPr>
       <w:r>
+        <w:lastRenderedPageBreak/>
         <w:t>Fehleranalyse</w:t>
       </w:r>
     </w:p>
     <w:p>
       <w:r>
-        <w:t xml:space="preserve">• WLAN „Autodartsinstall1“ wird nicht angezeigt: Prüfen, ob der Autodarts-Server eingeschaltet </w:t>
-      </w:r>
-      <w:proofErr w:type="gramStart"/>
-      <w:r>
-        <w:t>ist</w:t>
-      </w:r>
-      <w:proofErr w:type="gramEnd"/>
-      <w:r>
-        <w:t xml:space="preserve"> und warten Sie 30 Sekunden.</w:t>
+        <w:t>• WLAN „Autodartsinstall1“ wird nicht angezeigt: Prüfen, ob der Autodarts-Server eingeschaltet ist und warten Sie 30 Sekunden.</w:t>
       </w:r>
     </w:p>
     <w:p>
       <w:r>
         <w:t>• Seite 10.77.0.1 öffnet nicht: Sicherstellen, dass Sie mit „Autodartsinstall1“ verbunden sind und mobile Daten testweise deaktivieren.</w:t>
       </w:r>
+    </w:p>
+    <w:p>
+      <w:r>
+        <w:t>• Kamerabild unscharf: Im Experten-Abschnitt den Fokus einstellen.</w:t>
+      </w:r>
+    </w:p>
+    <w:p/>
+    <w:p>
+      <w:pPr>
+        <w:rPr>
+          <w:b/>
+          <w:bCs/>
+        </w:rPr>
+      </w:pPr>
+      <w:r>
+        <w:rPr>
+          <w:b/>
+          <w:bCs/>
+        </w:rPr>
+        <w:t>WLED funktioniert nicht mehr obwohl alles verbunden ist</w:t>
+      </w:r>
+    </w:p>
+    <w:p>
+      <w:r>
+        <w:drawing>
+          <wp:anchor distT="0" distB="0" distL="114300" distR="114300" simplePos="0" relativeHeight="251672064" behindDoc="1" locked="0" layoutInCell="1" allowOverlap="1" wp14:anchorId="01846EDD" wp14:editId="6379E2D4">
+            <wp:simplePos x="0" y="0"/>
+            <wp:positionH relativeFrom="column">
+              <wp:posOffset>483004</wp:posOffset>
+            </wp:positionH>
+            <wp:positionV relativeFrom="paragraph">
+              <wp:posOffset>257695</wp:posOffset>
+            </wp:positionV>
+            <wp:extent cx="4675909" cy="1281005"/>
+            <wp:effectExtent l="0" t="0" r="0" b="0"/>
+            <wp:wrapTight wrapText="bothSides">
+              <wp:wrapPolygon edited="0">
+                <wp:start x="0" y="0"/>
+                <wp:lineTo x="0" y="21204"/>
+                <wp:lineTo x="21474" y="21204"/>
+                <wp:lineTo x="21474" y="0"/>
+                <wp:lineTo x="0" y="0"/>
+              </wp:wrapPolygon>
+            </wp:wrapTight>
+            <wp:docPr id="1895790299" name="Grafik 1"/>
+            <wp:cNvGraphicFramePr>
+              <a:graphicFrameLocks xmlns:a="http://schemas.openxmlformats.org/drawingml/2006/main" noChangeAspect="1"/>
+            </wp:cNvGraphicFramePr>
+            <a:graphic xmlns:a="http://schemas.openxmlformats.org/drawingml/2006/main">
+              <a:graphicData uri="http://schemas.openxmlformats.org/drawingml/2006/picture">
+                <pic:pic xmlns:pic="http://schemas.openxmlformats.org/drawingml/2006/picture">
+                  <pic:nvPicPr>
+                    <pic:cNvPr id="1895790299" name=""/>
+                    <pic:cNvPicPr/>
+                  </pic:nvPicPr>
+                  <pic:blipFill>
+                    <a:blip r:embed="rId26"/>
+                    <a:stretch>
+                      <a:fillRect/>
+                    </a:stretch>
+                  </pic:blipFill>
+                  <pic:spPr>
+                    <a:xfrm>
+                      <a:off x="0" y="0"/>
+                      <a:ext cx="4675909" cy="1281005"/>
+                    </a:xfrm>
+                    <a:prstGeom prst="rect">
+                      <a:avLst/>
+                    </a:prstGeom>
+                  </pic:spPr>
+                </pic:pic>
+              </a:graphicData>
+            </a:graphic>
+          </wp:anchor>
+        </w:drawing>
+      </w:r>
+      <w:r>
+        <w:rPr>
+          <w:b/>
+          <w:bCs/>
+        </w:rPr>
+        <w:tab/>
+      </w:r>
+      <w:r>
+        <w:t>Dann wäre ein WLED update von Vorteil, diese Möglichkeit besteht im Admin Bereich.</w:t>
+      </w:r>
+    </w:p>
+    <w:p/>
+    <w:p>
+      <w:pPr>
+        <w:rPr>
+          <w:b/>
+          <w:bCs/>
+          <w:sz w:val="24"/>
+          <w:szCs w:val="24"/>
+        </w:rPr>
+      </w:pPr>
     </w:p>
     <w:p>
       <w:pPr>
@@ -1344,26 +1825,63 @@
           <w:szCs w:val="24"/>
         </w:rPr>
       </w:pPr>
-      <w:r>
-        <w:t>• Kamerabild unscharf: Im Experten-Abschnitt den Fokus einstellen.</w:t>
-      </w:r>
-      <w:r>
-        <w:br/>
-      </w:r>
-      <w:r>
-        <w:br/>
-      </w:r>
-      <w:proofErr w:type="gramStart"/>
-      <w:r>
+    </w:p>
+    <w:p>
+      <w:pPr>
         <w:rPr>
           <w:b/>
           <w:bCs/>
           <w:sz w:val="24"/>
           <w:szCs w:val="24"/>
         </w:rPr>
-        <w:t>LED STATUS</w:t>
-      </w:r>
-      <w:proofErr w:type="gramEnd"/>
+      </w:pPr>
+    </w:p>
+    <w:p>
+      <w:pPr>
+        <w:rPr>
+          <w:b/>
+          <w:bCs/>
+          <w:sz w:val="24"/>
+          <w:szCs w:val="24"/>
+        </w:rPr>
+      </w:pPr>
+    </w:p>
+    <w:p>
+      <w:pPr>
+        <w:rPr>
+          <w:b/>
+          <w:bCs/>
+          <w:sz w:val="24"/>
+          <w:szCs w:val="24"/>
+        </w:rPr>
+      </w:pPr>
+      <w:r>
+        <w:rPr>
+          <w:b/>
+          <w:bCs/>
+          <w:sz w:val="24"/>
+          <w:szCs w:val="24"/>
+        </w:rPr>
+        <w:t xml:space="preserve">LED </w:t>
+      </w:r>
+      <w:r>
+        <w:rPr>
+          <w:b/>
+          <w:bCs/>
+          <w:sz w:val="24"/>
+          <w:szCs w:val="24"/>
+        </w:rPr>
+        <w:t>STATUS</w:t>
+      </w:r>
+      <w:r>
+        <w:rPr>
+          <w:b/>
+          <w:bCs/>
+          <w:sz w:val="24"/>
+          <w:szCs w:val="24"/>
+        </w:rPr>
+        <w:t xml:space="preserve"> am Gehäuse</w:t>
+      </w:r>
     </w:p>
     <w:p>
       <w:pPr>
@@ -1386,15 +1904,7 @@
         </w:numPr>
       </w:pPr>
       <w:r>
-        <w:t xml:space="preserve">Vom Strom nehmen 5 Sekunden warten und wieder anstecken, falls es dann nicht </w:t>
-      </w:r>
-      <w:proofErr w:type="gramStart"/>
-      <w:r>
-        <w:t>funktioniert</w:t>
-      </w:r>
-      <w:proofErr w:type="gramEnd"/>
-      <w:r>
-        <w:t xml:space="preserve"> ist die Festplatte beschädigt, bei Peter Rottmann neue besorgen</w:t>
+        <w:t>Vom Strom nehmen 5 Sekunden warten und wieder anstecken, falls es dann nicht funktioniert ist die Festplatte beschädigt, bei Peter Rottmann neue besorgen</w:t>
       </w:r>
     </w:p>
     <w:p>
@@ -1406,15 +1916,7 @@
         </w:numPr>
       </w:pPr>
       <w:r>
-        <w:t xml:space="preserve">Grüne LED blinkt langsam = mit keinem </w:t>
-      </w:r>
-      <w:proofErr w:type="spellStart"/>
-      <w:r>
-        <w:t>Wlan</w:t>
-      </w:r>
-      <w:proofErr w:type="spellEnd"/>
-      <w:r>
-        <w:t xml:space="preserve"> oder Kabel in Ihrem Netz verbunden</w:t>
+        <w:t>Grüne LED blinkt langsam = mit keinem Wlan oder Kabel in Ihrem Netz verbunden</w:t>
       </w:r>
     </w:p>
     <w:p>
@@ -1466,6 +1968,21 @@
     </w:p>
     <w:p>
       <w:r>
+        <w:t>________________________________________________________________________________</w:t>
+      </w:r>
+    </w:p>
+    <w:p>
+      <w:r>
+        <w:t>________________________________________________________________________________</w:t>
+      </w:r>
+    </w:p>
+    <w:p>
+      <w:r>
+        <w:t>________________________________________________________________________________</w:t>
+      </w:r>
+    </w:p>
+    <w:p>
+      <w:r>
         <w:lastRenderedPageBreak/>
         <w:t>________________________________________________________________________________</w:t>
       </w:r>
@@ -1480,23 +1997,8 @@
         <w:t>________________________________________________________________________________</w:t>
       </w:r>
     </w:p>
-    <w:p>
-      <w:r>
-        <w:t>________________________________________________________________________________</w:t>
-      </w:r>
-    </w:p>
-    <w:p>
-      <w:r>
-        <w:t>________________________________________________________________________________</w:t>
-      </w:r>
-    </w:p>
-    <w:p>
-      <w:r>
-        <w:t>________________________________________________________________________________</w:t>
-      </w:r>
-    </w:p>
     <w:sectPr>
-      <w:footerReference w:type="default" r:id="rId22"/>
+      <w:footerReference w:type="default" r:id="rId27"/>
       <w:pgSz w:w="12240" w:h="15840"/>
       <w:pgMar w:top="1134" w:right="1247" w:bottom="1134" w:left="1247" w:header="720" w:footer="720" w:gutter="0"/>
       <w:cols w:space="720"/>
